--- a/Project_Animagus/작업 일지/광신_작업일지/작업일지(250303-250309).docx
+++ b/Project_Animagus/작업 일지/광신_작업일지/작업일지(250303-250309).docx
@@ -65,7 +65,6 @@
             <w:pPr>
               <w:jc w:val="center"/>
               <w:rPr>
-                <w:rFonts w:hint="eastAsia"/>
                 <w:b/>
                 <w:sz w:val="18"/>
               </w:rPr>
@@ -182,16 +181,22 @@
             <w:pPr>
               <w:jc w:val="center"/>
               <w:rPr>
-                <w:rFonts w:hint="eastAsia"/>
-                <w:b/>
-              </w:rPr>
-            </w:pPr>
-            <w:r>
-              <w:rPr>
-                <w:rFonts w:hint="eastAsia"/>
-                <w:b/>
-              </w:rPr>
-              <w:t>10</w:t>
+                <w:b/>
+              </w:rPr>
+            </w:pPr>
+            <w:r>
+              <w:rPr>
+                <w:rFonts w:hint="eastAsia"/>
+                <w:b/>
+              </w:rPr>
+              <w:t>1</w:t>
+            </w:r>
+            <w:r>
+              <w:rPr>
+                <w:rFonts w:hint="eastAsia"/>
+                <w:b/>
+              </w:rPr>
+              <w:t>1</w:t>
             </w:r>
           </w:p>
         </w:tc>
@@ -411,7 +416,6 @@
             <w:pPr>
               <w:jc w:val="left"/>
               <w:rPr>
-                <w:rFonts w:hint="eastAsia"/>
                 <w:b/>
               </w:rPr>
             </w:pPr>
@@ -467,7 +471,6 @@
     <w:p>
       <w:pPr>
         <w:rPr>
-          <w:rFonts w:hint="eastAsia"/>
           <w:bCs/>
           <w:sz w:val="22"/>
         </w:rPr>
@@ -484,7 +487,6 @@
     <w:p>
       <w:pPr>
         <w:rPr>
-          <w:rFonts w:hint="eastAsia"/>
           <w:sz w:val="22"/>
         </w:rPr>
       </w:pPr>
@@ -587,9 +589,6 @@
           <w:p>
             <w:pPr>
               <w:jc w:val="left"/>
-              <w:rPr>
-                <w:rFonts w:hint="eastAsia"/>
-              </w:rPr>
             </w:pPr>
             <w:r>
               <w:rPr>
@@ -636,18 +635,25 @@
             <w:pPr>
               <w:jc w:val="center"/>
               <w:rPr>
-                <w:rFonts w:hint="eastAsia"/>
-                <w:b/>
-                <w:sz w:val="22"/>
-              </w:rPr>
-            </w:pPr>
-            <w:r>
-              <w:rPr>
-                <w:rFonts w:hint="eastAsia"/>
-                <w:b/>
-                <w:sz w:val="22"/>
-              </w:rPr>
-              <w:t>11</w:t>
+                <w:b/>
+                <w:sz w:val="22"/>
+              </w:rPr>
+            </w:pPr>
+            <w:r>
+              <w:rPr>
+                <w:rFonts w:hint="eastAsia"/>
+                <w:b/>
+                <w:sz w:val="22"/>
+              </w:rPr>
+              <w:t>1</w:t>
+            </w:r>
+            <w:r>
+              <w:rPr>
+                <w:rFonts w:hint="eastAsia"/>
+                <w:b/>
+                <w:sz w:val="22"/>
+              </w:rPr>
+              <w:t>2</w:t>
             </w:r>
           </w:p>
         </w:tc>
@@ -682,9 +688,6 @@
           <w:p>
             <w:pPr>
               <w:jc w:val="center"/>
-              <w:rPr>
-                <w:rFonts w:hint="eastAsia"/>
-              </w:rPr>
             </w:pPr>
             <w:r>
               <w:rPr>
@@ -759,15 +762,7 @@
                 <w:b/>
                 <w:sz w:val="22"/>
               </w:rPr>
-              <w:t>3</w:t>
-            </w:r>
-            <w:r>
-              <w:rPr>
-                <w:rFonts w:hint="eastAsia"/>
-                <w:b/>
-                <w:sz w:val="22"/>
-              </w:rPr>
-              <w:t>.16</w:t>
+              <w:t>3.16</w:t>
             </w:r>
           </w:p>
         </w:tc>
@@ -814,11 +809,6 @@
             </w:r>
           </w:p>
           <w:p>
-            <w:pPr>
-              <w:rPr>
-                <w:rFonts w:hint="eastAsia"/>
-              </w:rPr>
-            </w:pPr>
             <w:r>
               <w:rPr>
                 <w:rFonts w:hint="eastAsia"/>
